--- a/common/intern/计算机工程学院张树彬教师校外教学指导会议记录.docx
+++ b/common/intern/计算机工程学院张树彬教师校外教学指导会议记录.docx
@@ -948,14 +948,6 @@
               </w:rPr>
               <w:t>4</w:t>
             </w:r>
-            <w:r>
-              <w:rPr>
-                <w:rFonts w:hint="eastAsia"/>
-                <w:sz w:val="21"/>
-                <w:szCs w:val="21"/>
-              </w:rPr>
-              <w:t>+</w:t>
-            </w:r>
           </w:p>
         </w:tc>
         <w:tc>
@@ -996,6 +988,14 @@
                 <w:szCs w:val="21"/>
               </w:rPr>
             </w:pPr>
+            <w:r>
+              <w:rPr>
+                <w:rFonts w:hint="eastAsia"/>
+                <w:sz w:val="21"/>
+                <w:szCs w:val="21"/>
+              </w:rPr>
+              <w:t>5</w:t>
+            </w:r>
           </w:p>
         </w:tc>
       </w:tr>
@@ -1098,6 +1098,14 @@
                 <w:sz w:val="21"/>
                 <w:szCs w:val="21"/>
               </w:rPr>
+              <w:t>督促</w:t>
+            </w:r>
+            <w:r>
+              <w:rPr>
+                <w:rFonts w:hint="eastAsia"/>
+                <w:sz w:val="21"/>
+                <w:szCs w:val="21"/>
+              </w:rPr>
               <w:t>及时与家长联系</w:t>
             </w:r>
           </w:p>
@@ -1121,6 +1129,28 @@
                 <w:szCs w:val="21"/>
               </w:rPr>
               <w:t>督促按时提交相关材料</w:t>
+            </w:r>
+          </w:p>
+          <w:p>
+            <w:pPr>
+              <w:pStyle w:val="a9"/>
+              <w:numPr>
+                <w:ilvl w:val="0"/>
+                <w:numId w:val="2"/>
+              </w:numPr>
+              <w:spacing w:line="360" w:lineRule="auto"/>
+              <w:rPr>
+                <w:sz w:val="21"/>
+                <w:szCs w:val="21"/>
+              </w:rPr>
+            </w:pPr>
+            <w:r>
+              <w:rPr>
+                <w:rFonts w:hint="eastAsia"/>
+                <w:sz w:val="21"/>
+                <w:szCs w:val="21"/>
+              </w:rPr>
+              <w:t>答疑</w:t>
             </w:r>
           </w:p>
         </w:tc>
@@ -1470,17 +1500,42 @@
             <w:pPr>
               <w:spacing w:beforeLines="50" w:before="156" w:afterLines="50" w:after="156"/>
               <w:rPr>
-                <w:sz w:val="21"/>
-                <w:szCs w:val="21"/>
-              </w:rPr>
-            </w:pPr>
-            <w:r>
-              <w:rPr>
-                <w:rFonts w:hint="eastAsia"/>
-                <w:sz w:val="21"/>
-                <w:szCs w:val="21"/>
-              </w:rPr>
-              <w:t>2026-05-25</w:t>
+                <w:rFonts w:hint="eastAsia"/>
+                <w:sz w:val="21"/>
+                <w:szCs w:val="21"/>
+              </w:rPr>
+            </w:pPr>
+            <w:r>
+              <w:rPr>
+                <w:rFonts w:hint="eastAsia"/>
+                <w:sz w:val="21"/>
+                <w:szCs w:val="21"/>
+              </w:rPr>
+              <w:t>2026-0</w:t>
+            </w:r>
+            <w:r>
+              <w:rPr>
+                <w:rFonts w:hint="eastAsia"/>
+                <w:sz w:val="21"/>
+                <w:szCs w:val="21"/>
+              </w:rPr>
+              <w:t>6</w:t>
+            </w:r>
+            <w:r>
+              <w:rPr>
+                <w:rFonts w:hint="eastAsia"/>
+                <w:sz w:val="21"/>
+                <w:szCs w:val="21"/>
+              </w:rPr>
+              <w:t>-</w:t>
+            </w:r>
+            <w:r>
+              <w:rPr>
+                <w:rFonts w:hint="eastAsia"/>
+                <w:sz w:val="21"/>
+                <w:szCs w:val="21"/>
+              </w:rPr>
+              <w:t>10</w:t>
             </w:r>
           </w:p>
         </w:tc>
@@ -1528,7 +1583,23 @@
                 <w:sz w:val="21"/>
                 <w:szCs w:val="21"/>
               </w:rPr>
-              <w:t>4-302a</w:t>
+              <w:t>4-</w:t>
+            </w:r>
+            <w:r>
+              <w:rPr>
+                <w:rFonts w:hint="eastAsia"/>
+                <w:sz w:val="21"/>
+                <w:szCs w:val="21"/>
+              </w:rPr>
+              <w:t>70</w:t>
+            </w:r>
+            <w:r>
+              <w:rPr>
+                <w:rFonts w:hint="eastAsia"/>
+                <w:sz w:val="21"/>
+                <w:szCs w:val="21"/>
+              </w:rPr>
+              <w:t>3</w:t>
             </w:r>
           </w:p>
         </w:tc>
@@ -1614,10 +1685,19 @@
             <w:pPr>
               <w:spacing w:beforeLines="50" w:before="156" w:afterLines="50" w:after="156"/>
               <w:rPr>
-                <w:sz w:val="21"/>
-                <w:szCs w:val="21"/>
-              </w:rPr>
-            </w:pPr>
+                <w:rFonts w:hint="eastAsia"/>
+                <w:sz w:val="21"/>
+                <w:szCs w:val="21"/>
+              </w:rPr>
+            </w:pPr>
+            <w:r>
+              <w:rPr>
+                <w:rFonts w:hint="eastAsia"/>
+                <w:sz w:val="21"/>
+                <w:szCs w:val="21"/>
+              </w:rPr>
+              <w:t>7+1</w:t>
+            </w:r>
           </w:p>
         </w:tc>
         <w:tc>
@@ -1658,6 +1738,14 @@
                 <w:szCs w:val="21"/>
               </w:rPr>
             </w:pPr>
+            <w:r>
+              <w:rPr>
+                <w:rFonts w:hint="eastAsia"/>
+                <w:sz w:val="21"/>
+                <w:szCs w:val="21"/>
+              </w:rPr>
+              <w:t>1</w:t>
+            </w:r>
           </w:p>
         </w:tc>
       </w:tr>
@@ -1699,12 +1787,162 @@
           </w:tcPr>
           <w:p>
             <w:pPr>
+              <w:pStyle w:val="a9"/>
+              <w:numPr>
+                <w:ilvl w:val="0"/>
+                <w:numId w:val="3"/>
+              </w:numPr>
               <w:spacing w:beforeLines="50" w:before="156" w:afterLines="50" w:after="156"/>
               <w:rPr>
                 <w:sz w:val="21"/>
                 <w:szCs w:val="21"/>
               </w:rPr>
             </w:pPr>
+            <w:r>
+              <w:rPr>
+                <w:rFonts w:hint="eastAsia"/>
+                <w:sz w:val="21"/>
+                <w:szCs w:val="21"/>
+              </w:rPr>
+              <w:t>明确实习部分事项</w:t>
+            </w:r>
+          </w:p>
+          <w:p>
+            <w:pPr>
+              <w:pStyle w:val="a9"/>
+              <w:numPr>
+                <w:ilvl w:val="0"/>
+                <w:numId w:val="3"/>
+              </w:numPr>
+              <w:spacing w:beforeLines="50" w:before="156" w:afterLines="50" w:after="156"/>
+              <w:rPr>
+                <w:sz w:val="21"/>
+                <w:szCs w:val="21"/>
+              </w:rPr>
+            </w:pPr>
+            <w:r>
+              <w:rPr>
+                <w:rFonts w:hint="eastAsia"/>
+                <w:sz w:val="21"/>
+                <w:szCs w:val="21"/>
+              </w:rPr>
+              <w:t>核</w:t>
+            </w:r>
+            <w:r>
+              <w:rPr>
+                <w:rFonts w:hint="eastAsia"/>
+                <w:sz w:val="21"/>
+                <w:szCs w:val="21"/>
+              </w:rPr>
+              <w:t>实</w:t>
+            </w:r>
+            <w:r>
+              <w:rPr>
+                <w:rFonts w:hint="eastAsia"/>
+                <w:sz w:val="21"/>
+                <w:szCs w:val="21"/>
+              </w:rPr>
+              <w:t>承诺书和回执</w:t>
+            </w:r>
+          </w:p>
+          <w:p>
+            <w:pPr>
+              <w:pStyle w:val="a9"/>
+              <w:numPr>
+                <w:ilvl w:val="0"/>
+                <w:numId w:val="3"/>
+              </w:numPr>
+              <w:spacing w:beforeLines="50" w:before="156" w:afterLines="50" w:after="156"/>
+              <w:rPr>
+                <w:sz w:val="21"/>
+                <w:szCs w:val="21"/>
+              </w:rPr>
+            </w:pPr>
+            <w:r>
+              <w:rPr>
+                <w:rFonts w:hint="eastAsia"/>
+                <w:sz w:val="21"/>
+                <w:szCs w:val="21"/>
+              </w:rPr>
+              <w:t>联系家长；</w:t>
+            </w:r>
+            <w:r>
+              <w:rPr>
+                <w:rFonts w:hint="eastAsia"/>
+                <w:sz w:val="21"/>
+                <w:szCs w:val="21"/>
+              </w:rPr>
+              <w:t>截至当天，已经和蔡梓威、胡俊伟、罗航</w:t>
+            </w:r>
+            <w:r>
+              <w:rPr>
+                <w:rFonts w:hint="eastAsia"/>
+                <w:sz w:val="21"/>
+                <w:szCs w:val="21"/>
+              </w:rPr>
+              <w:t>、郑智聪</w:t>
+            </w:r>
+            <w:r>
+              <w:rPr>
+                <w:rFonts w:hint="eastAsia"/>
+                <w:sz w:val="21"/>
+                <w:szCs w:val="21"/>
+              </w:rPr>
+              <w:t>4</w:t>
+            </w:r>
+            <w:r>
+              <w:rPr>
+                <w:rFonts w:hint="eastAsia"/>
+                <w:sz w:val="21"/>
+                <w:szCs w:val="21"/>
+              </w:rPr>
+              <w:t>位家长取得联系</w:t>
+            </w:r>
+          </w:p>
+          <w:p>
+            <w:pPr>
+              <w:pStyle w:val="a9"/>
+              <w:numPr>
+                <w:ilvl w:val="0"/>
+                <w:numId w:val="3"/>
+              </w:numPr>
+              <w:spacing w:beforeLines="50" w:before="156" w:afterLines="50" w:after="156"/>
+              <w:rPr>
+                <w:sz w:val="21"/>
+                <w:szCs w:val="21"/>
+              </w:rPr>
+            </w:pPr>
+            <w:r>
+              <w:rPr>
+                <w:rFonts w:hint="eastAsia"/>
+                <w:sz w:val="21"/>
+                <w:szCs w:val="21"/>
+              </w:rPr>
+              <w:t>再次催缴承诺书和回执</w:t>
+            </w:r>
+          </w:p>
+          <w:p>
+            <w:pPr>
+              <w:pStyle w:val="a9"/>
+              <w:numPr>
+                <w:ilvl w:val="0"/>
+                <w:numId w:val="3"/>
+              </w:numPr>
+              <w:spacing w:beforeLines="50" w:before="156" w:afterLines="50" w:after="156"/>
+              <w:rPr>
+                <w:rFonts w:hint="eastAsia"/>
+                <w:sz w:val="21"/>
+                <w:szCs w:val="21"/>
+              </w:rPr>
+            </w:pPr>
+            <w:r>
+              <w:rPr>
+                <w:rFonts w:hint="eastAsia"/>
+                <w:sz w:val="21"/>
+                <w:szCs w:val="21"/>
+              </w:rPr>
+              <w:t>答疑</w:t>
+            </w:r>
           </w:p>
         </w:tc>
       </w:tr>
@@ -1753,6 +1991,121 @@
                 <w:szCs w:val="21"/>
               </w:rPr>
             </w:pPr>
+            <w:r>
+              <w:rPr>
+                <w:noProof/>
+                <w:sz w:val="21"/>
+                <w:szCs w:val="21"/>
+              </w:rPr>
+              <w:drawing>
+                <wp:inline distT="0" distB="0" distL="0" distR="0" wp14:anchorId="05AACF32" wp14:editId="46FC7406">
+                  <wp:extent cx="3600000" cy="2700000"/>
+                  <wp:effectExtent l="0" t="0" r="635" b="5715"/>
+                  <wp:docPr id="448775575" name="图片 2"/>
+                  <wp:cNvGraphicFramePr>
+                    <a:graphicFrameLocks xmlns:a="http://schemas.openxmlformats.org/drawingml/2006/main" noChangeAspect="1"/>
+                  </wp:cNvGraphicFramePr>
+                  <a:graphic xmlns:a="http://schemas.openxmlformats.org/drawingml/2006/main">
+                    <a:graphicData uri="http://schemas.openxmlformats.org/drawingml/2006/picture">
+                      <pic:pic xmlns:pic="http://schemas.openxmlformats.org/drawingml/2006/picture">
+                        <pic:nvPicPr>
+                          <pic:cNvPr id="0" name="Picture 2"/>
+                          <pic:cNvPicPr>
+                            <a:picLocks noChangeAspect="1" noChangeArrowheads="1"/>
+                          </pic:cNvPicPr>
+                        </pic:nvPicPr>
+                        <pic:blipFill>
+                          <a:blip r:embed="rId10" cstate="print">
+                            <a:extLst>
+                              <a:ext uri="{28A0092B-C50C-407E-A947-70E740481C1C}">
+                                <a14:useLocalDpi xmlns:a14="http://schemas.microsoft.com/office/drawing/2010/main" val="0"/>
+                              </a:ext>
+                            </a:extLst>
+                          </a:blip>
+                          <a:srcRect/>
+                          <a:stretch>
+                            <a:fillRect/>
+                          </a:stretch>
+                        </pic:blipFill>
+                        <pic:spPr bwMode="auto">
+                          <a:xfrm>
+                            <a:off x="0" y="0"/>
+                            <a:ext cx="3600000" cy="2700000"/>
+                          </a:xfrm>
+                          <a:prstGeom prst="rect">
+                            <a:avLst/>
+                          </a:prstGeom>
+                          <a:noFill/>
+                        </pic:spPr>
+                      </pic:pic>
+                    </a:graphicData>
+                  </a:graphic>
+                </wp:inline>
+              </w:drawing>
+            </w:r>
+          </w:p>
+          <w:p>
+            <w:pPr>
+              <w:spacing w:beforeLines="50" w:before="156" w:afterLines="50" w:after="156"/>
+              <w:jc w:val="center"/>
+              <w:rPr>
+                <w:rFonts w:hint="eastAsia"/>
+                <w:sz w:val="21"/>
+                <w:szCs w:val="21"/>
+              </w:rPr>
+            </w:pPr>
+            <w:r>
+              <w:rPr>
+                <w:noProof/>
+                <w:sz w:val="21"/>
+                <w:szCs w:val="21"/>
+              </w:rPr>
+              <w:drawing>
+                <wp:inline distT="0" distB="0" distL="0" distR="0" wp14:anchorId="3BEBA7C5" wp14:editId="6C20F24D">
+                  <wp:extent cx="3600000" cy="1621875"/>
+                  <wp:effectExtent l="0" t="0" r="635" b="0"/>
+                  <wp:docPr id="2027510536" name="图片 4"/>
+                  <wp:cNvGraphicFramePr>
+                    <a:graphicFrameLocks xmlns:a="http://schemas.openxmlformats.org/drawingml/2006/main" noChangeAspect="1"/>
+                  </wp:cNvGraphicFramePr>
+                  <a:graphic xmlns:a="http://schemas.openxmlformats.org/drawingml/2006/main">
+                    <a:graphicData uri="http://schemas.openxmlformats.org/drawingml/2006/picture">
+                      <pic:pic xmlns:pic="http://schemas.openxmlformats.org/drawingml/2006/picture">
+                        <pic:nvPicPr>
+                          <pic:cNvPr id="0" name="Picture 3"/>
+                          <pic:cNvPicPr>
+                            <a:picLocks noChangeAspect="1" noChangeArrowheads="1"/>
+                          </pic:cNvPicPr>
+                        </pic:nvPicPr>
+                        <pic:blipFill>
+                          <a:blip r:embed="rId11" cstate="print">
+                            <a:extLst>
+                              <a:ext uri="{28A0092B-C50C-407E-A947-70E740481C1C}">
+                                <a14:useLocalDpi xmlns:a14="http://schemas.microsoft.com/office/drawing/2010/main" val="0"/>
+                              </a:ext>
+                            </a:extLst>
+                          </a:blip>
+                          <a:srcRect/>
+                          <a:stretch>
+                            <a:fillRect/>
+                          </a:stretch>
+                        </pic:blipFill>
+                        <pic:spPr bwMode="auto">
+                          <a:xfrm>
+                            <a:off x="0" y="0"/>
+                            <a:ext cx="3600000" cy="1621875"/>
+                          </a:xfrm>
+                          <a:prstGeom prst="rect">
+                            <a:avLst/>
+                          </a:prstGeom>
+                          <a:noFill/>
+                        </pic:spPr>
+                      </pic:pic>
+                    </a:graphicData>
+                  </a:graphic>
+                </wp:inline>
+              </w:drawing>
+            </w:r>
           </w:p>
         </w:tc>
       </w:tr>
@@ -1829,7 +2182,7 @@
       </w:pPr>
     </w:p>
     <w:sectPr>
-      <w:footerReference w:type="default" r:id="rId10"/>
+      <w:footerReference w:type="default" r:id="rId12"/>
       <w:pgSz w:w="11906" w:h="16838"/>
       <w:pgMar w:top="1418" w:right="1797" w:bottom="1418" w:left="1797" w:header="851" w:footer="567" w:gutter="0"/>
       <w:cols w:space="425"/>
@@ -2067,6 +2420,95 @@
     </w:lvl>
   </w:abstractNum>
   <w:abstractNum w:abstractNumId="1" w15:restartNumberingAfterBreak="0">
+    <w:nsid w:val="205B0877"/>
+    <w:multiLevelType w:val="hybridMultilevel"/>
+    <w:tmpl w:val="17160066"/>
+    <w:lvl w:ilvl="0" w:tplc="1B7EEF26">
+      <w:start w:val="1"/>
+      <w:numFmt w:val="decimal"/>
+      <w:lvlText w:val="%1."/>
+      <w:lvlJc w:val="left"/>
+      <w:pPr>
+        <w:ind w:left="360" w:hanging="360"/>
+      </w:pPr>
+      <w:rPr>
+        <w:rFonts w:hint="default"/>
+      </w:rPr>
+    </w:lvl>
+    <w:lvl w:ilvl="1" w:tplc="04090019" w:tentative="1">
+      <w:start w:val="1"/>
+      <w:numFmt w:val="lowerLetter"/>
+      <w:lvlText w:val="%2)"/>
+      <w:lvlJc w:val="left"/>
+      <w:pPr>
+        <w:ind w:left="880" w:hanging="440"/>
+      </w:pPr>
+    </w:lvl>
+    <w:lvl w:ilvl="2" w:tplc="0409001B" w:tentative="1">
+      <w:start w:val="1"/>
+      <w:numFmt w:val="lowerRoman"/>
+      <w:lvlText w:val="%3."/>
+      <w:lvlJc w:val="right"/>
+      <w:pPr>
+        <w:ind w:left="1320" w:hanging="440"/>
+      </w:pPr>
+    </w:lvl>
+    <w:lvl w:ilvl="3" w:tplc="0409000F" w:tentative="1">
+      <w:start w:val="1"/>
+      <w:numFmt w:val="decimal"/>
+      <w:lvlText w:val="%4."/>
+      <w:lvlJc w:val="left"/>
+      <w:pPr>
+        <w:ind w:left="1760" w:hanging="440"/>
+      </w:pPr>
+    </w:lvl>
+    <w:lvl w:ilvl="4" w:tplc="04090019" w:tentative="1">
+      <w:start w:val="1"/>
+      <w:numFmt w:val="lowerLetter"/>
+      <w:lvlText w:val="%5)"/>
+      <w:lvlJc w:val="left"/>
+      <w:pPr>
+        <w:ind w:left="2200" w:hanging="440"/>
+      </w:pPr>
+    </w:lvl>
+    <w:lvl w:ilvl="5" w:tplc="0409001B" w:tentative="1">
+      <w:start w:val="1"/>
+      <w:numFmt w:val="lowerRoman"/>
+      <w:lvlText w:val="%6."/>
+      <w:lvlJc w:val="right"/>
+      <w:pPr>
+        <w:ind w:left="2640" w:hanging="440"/>
+      </w:pPr>
+    </w:lvl>
+    <w:lvl w:ilvl="6" w:tplc="0409000F" w:tentative="1">
+      <w:start w:val="1"/>
+      <w:numFmt w:val="decimal"/>
+      <w:lvlText w:val="%7."/>
+      <w:lvlJc w:val="left"/>
+      <w:pPr>
+        <w:ind w:left="3080" w:hanging="440"/>
+      </w:pPr>
+    </w:lvl>
+    <w:lvl w:ilvl="7" w:tplc="04090019" w:tentative="1">
+      <w:start w:val="1"/>
+      <w:numFmt w:val="lowerLetter"/>
+      <w:lvlText w:val="%8)"/>
+      <w:lvlJc w:val="left"/>
+      <w:pPr>
+        <w:ind w:left="3520" w:hanging="440"/>
+      </w:pPr>
+    </w:lvl>
+    <w:lvl w:ilvl="8" w:tplc="0409001B" w:tentative="1">
+      <w:start w:val="1"/>
+      <w:numFmt w:val="lowerRoman"/>
+      <w:lvlText w:val="%9."/>
+      <w:lvlJc w:val="right"/>
+      <w:pPr>
+        <w:ind w:left="3960" w:hanging="440"/>
+      </w:pPr>
+    </w:lvl>
+  </w:abstractNum>
+  <w:abstractNum w:abstractNumId="2" w15:restartNumberingAfterBreak="0">
     <w:nsid w:val="29376935"/>
     <w:multiLevelType w:val="hybridMultilevel"/>
     <w:tmpl w:val="965CD332"/>
@@ -2159,6 +2601,9 @@
     <w:abstractNumId w:val="0"/>
   </w:num>
   <w:num w:numId="2" w16cid:durableId="747339297">
+    <w:abstractNumId w:val="2"/>
+  </w:num>
+  <w:num w:numId="3" w16cid:durableId="197474074">
     <w:abstractNumId w:val="1"/>
   </w:num>
 </w:numbering>

--- a/common/intern/计算机工程学院张树彬教师校外教学指导会议记录.docx
+++ b/common/intern/计算机工程学院张树彬教师校外教学指导会议记录.docx
@@ -284,6 +284,14 @@
                 <w:szCs w:val="21"/>
               </w:rPr>
               <w:t>+3</w:t>
+            </w:r>
+            <w:r>
+              <w:rPr>
+                <w:rFonts w:hint="eastAsia"/>
+                <w:sz w:val="21"/>
+                <w:szCs w:val="21"/>
+              </w:rPr>
+              <w:t>（请假）</w:t>
             </w:r>
           </w:p>
         </w:tc>
@@ -1500,7 +1508,6 @@
             <w:pPr>
               <w:spacing w:beforeLines="50" w:before="156" w:afterLines="50" w:after="156"/>
               <w:rPr>
-                <w:rFonts w:hint="eastAsia"/>
                 <w:sz w:val="21"/>
                 <w:szCs w:val="21"/>
               </w:rPr>
@@ -1685,7 +1692,6 @@
             <w:pPr>
               <w:spacing w:beforeLines="50" w:before="156" w:afterLines="50" w:after="156"/>
               <w:rPr>
-                <w:rFonts w:hint="eastAsia"/>
                 <w:sz w:val="21"/>
                 <w:szCs w:val="21"/>
               </w:rPr>
@@ -1697,6 +1703,14 @@
                 <w:szCs w:val="21"/>
               </w:rPr>
               <w:t>7+1</w:t>
+            </w:r>
+            <w:r>
+              <w:rPr>
+                <w:rFonts w:hint="eastAsia"/>
+                <w:sz w:val="21"/>
+                <w:szCs w:val="21"/>
+              </w:rPr>
+              <w:t>（请假）</w:t>
             </w:r>
           </w:p>
         </w:tc>
@@ -1930,7 +1944,6 @@
               </w:numPr>
               <w:spacing w:beforeLines="50" w:before="156" w:afterLines="50" w:after="156"/>
               <w:rPr>
-                <w:rFonts w:hint="eastAsia"/>
                 <w:sz w:val="21"/>
                 <w:szCs w:val="21"/>
               </w:rPr>
@@ -2049,7 +2062,6 @@
               <w:spacing w:beforeLines="50" w:before="156" w:afterLines="50" w:after="156"/>
               <w:jc w:val="center"/>
               <w:rPr>
-                <w:rFonts w:hint="eastAsia"/>
                 <w:sz w:val="21"/>
                 <w:szCs w:val="21"/>
               </w:rPr>
